--- a/3 to 8 Line Decoder/Report/Information.docx
+++ b/3 to 8 Line Decoder/Report/Information.docx
@@ -54,6 +54,7 @@
         <w:rPr>
           <w:b/>
           <w:bCs/>
+          <w:noProof/>
           <w:sz w:val="16"/>
           <w:szCs w:val="16"/>
         </w:rPr>
@@ -119,6 +120,7 @@
         <w:rPr>
           <w:b/>
           <w:bCs/>
+          <w:noProof/>
           <w:sz w:val="16"/>
           <w:szCs w:val="16"/>
         </w:rPr>
@@ -172,50 +174,31 @@
         <w:rPr>
           <w:b/>
           <w:bCs/>
-          <w:sz w:val="16"/>
-          <w:szCs w:val="16"/>
-        </w:rPr>
-        <w:br w:type="page"/>
-      </w:r>
-    </w:p>
-    <w:p>
-      <w:pPr>
-        <w:rPr>
-          <w:b/>
-          <w:bCs/>
-          <w:sz w:val="16"/>
-          <w:szCs w:val="16"/>
-        </w:rPr>
-      </w:pPr>
-      <w:r>
-        <w:rPr>
-          <w:b/>
-          <w:bCs/>
-          <w:sz w:val="16"/>
-          <w:szCs w:val="16"/>
-        </w:rPr>
-        <w:lastRenderedPageBreak/>
+          <w:noProof/>
+          <w:sz w:val="16"/>
+          <w:szCs w:val="16"/>
+        </w:rPr>
         <w:drawing>
-          <wp:anchor distT="0" distB="0" distL="114300" distR="114300" simplePos="0" relativeHeight="251659264" behindDoc="1" locked="0" layoutInCell="1" allowOverlap="1" wp14:anchorId="305E19ED" wp14:editId="49E35179">
+          <wp:anchor distT="0" distB="0" distL="114300" distR="114300" simplePos="0" relativeHeight="251663360" behindDoc="1" locked="0" layoutInCell="1" allowOverlap="1" wp14:anchorId="54FD0BAC" wp14:editId="33C04111">
             <wp:simplePos x="0" y="0"/>
             <wp:positionH relativeFrom="column">
-              <wp:posOffset>1834078</wp:posOffset>
+              <wp:posOffset>2065020</wp:posOffset>
             </wp:positionH>
             <wp:positionV relativeFrom="paragraph">
-              <wp:posOffset>494</wp:posOffset>
+              <wp:posOffset>2902957</wp:posOffset>
             </wp:positionV>
-            <wp:extent cx="3300730" cy="4390390"/>
+            <wp:extent cx="2617076" cy="2343796"/>
             <wp:effectExtent l="0" t="0" r="0" b="0"/>
             <wp:wrapTight wrapText="bothSides">
               <wp:wrapPolygon edited="0">
                 <wp:start x="0" y="0"/>
-                <wp:lineTo x="0" y="21463"/>
-                <wp:lineTo x="21442" y="21463"/>
-                <wp:lineTo x="21442" y="0"/>
+                <wp:lineTo x="0" y="21419"/>
+                <wp:lineTo x="21385" y="21419"/>
+                <wp:lineTo x="21385" y="0"/>
                 <wp:lineTo x="0" y="0"/>
               </wp:wrapPolygon>
             </wp:wrapTight>
-            <wp:docPr id="1127267864" name="Picture 1"/>
+            <wp:docPr id="1368741766" name="Picture 1"/>
             <wp:cNvGraphicFramePr>
               <a:graphicFrameLocks xmlns:a="http://schemas.openxmlformats.org/drawingml/2006/main" noChangeAspect="1"/>
             </wp:cNvGraphicFramePr>
@@ -223,11 +206,11 @@
               <a:graphicData uri="http://schemas.openxmlformats.org/drawingml/2006/picture">
                 <pic:pic xmlns:pic="http://schemas.openxmlformats.org/drawingml/2006/picture">
                   <pic:nvPicPr>
-                    <pic:cNvPr id="1127267864" name=""/>
+                    <pic:cNvPr id="1368741766" name=""/>
                     <pic:cNvPicPr/>
                   </pic:nvPicPr>
                   <pic:blipFill>
-                    <a:blip r:embed="rId6">
+                    <a:blip r:embed="rId6" cstate="print">
                       <a:extLst>
                         <a:ext uri="{28A0092B-C50C-407E-A947-70E740481C1C}">
                           <a14:useLocalDpi xmlns:a14="http://schemas.microsoft.com/office/drawing/2010/main" val="0"/>
@@ -241,7 +224,7 @@
                   <pic:spPr>
                     <a:xfrm>
                       <a:off x="0" y="0"/>
-                      <a:ext cx="3300730" cy="4390390"/>
+                      <a:ext cx="2617076" cy="2343796"/>
                     </a:xfrm>
                     <a:prstGeom prst="rect">
                       <a:avLst/>
@@ -259,206 +242,6 @@
           </wp:anchor>
         </w:drawing>
       </w:r>
-    </w:p>
-    <w:p>
-      <w:pPr>
-        <w:rPr>
-          <w:b/>
-          <w:bCs/>
-          <w:sz w:val="16"/>
-          <w:szCs w:val="16"/>
-        </w:rPr>
-      </w:pPr>
-    </w:p>
-    <w:p>
-      <w:pPr>
-        <w:rPr>
-          <w:b/>
-          <w:bCs/>
-          <w:sz w:val="16"/>
-          <w:szCs w:val="16"/>
-        </w:rPr>
-      </w:pPr>
-    </w:p>
-    <w:p>
-      <w:pPr>
-        <w:rPr>
-          <w:b/>
-          <w:bCs/>
-          <w:sz w:val="16"/>
-          <w:szCs w:val="16"/>
-        </w:rPr>
-      </w:pPr>
-    </w:p>
-    <w:p>
-      <w:pPr>
-        <w:rPr>
-          <w:b/>
-          <w:bCs/>
-          <w:sz w:val="16"/>
-          <w:szCs w:val="16"/>
-        </w:rPr>
-      </w:pPr>
-    </w:p>
-    <w:p>
-      <w:pPr>
-        <w:rPr>
-          <w:b/>
-          <w:bCs/>
-          <w:sz w:val="16"/>
-          <w:szCs w:val="16"/>
-        </w:rPr>
-      </w:pPr>
-    </w:p>
-    <w:p>
-      <w:pPr>
-        <w:rPr>
-          <w:b/>
-          <w:bCs/>
-          <w:sz w:val="16"/>
-          <w:szCs w:val="16"/>
-        </w:rPr>
-      </w:pPr>
-    </w:p>
-    <w:p>
-      <w:pPr>
-        <w:rPr>
-          <w:b/>
-          <w:bCs/>
-          <w:sz w:val="16"/>
-          <w:szCs w:val="16"/>
-        </w:rPr>
-      </w:pPr>
-    </w:p>
-    <w:p>
-      <w:pPr>
-        <w:rPr>
-          <w:b/>
-          <w:bCs/>
-          <w:sz w:val="16"/>
-          <w:szCs w:val="16"/>
-        </w:rPr>
-      </w:pPr>
-    </w:p>
-    <w:p>
-      <w:pPr>
-        <w:rPr>
-          <w:b/>
-          <w:bCs/>
-          <w:sz w:val="16"/>
-          <w:szCs w:val="16"/>
-        </w:rPr>
-      </w:pPr>
-    </w:p>
-    <w:p>
-      <w:pPr>
-        <w:rPr>
-          <w:b/>
-          <w:bCs/>
-          <w:sz w:val="16"/>
-          <w:szCs w:val="16"/>
-        </w:rPr>
-      </w:pPr>
-    </w:p>
-    <w:p>
-      <w:pPr>
-        <w:rPr>
-          <w:b/>
-          <w:bCs/>
-          <w:sz w:val="16"/>
-          <w:szCs w:val="16"/>
-        </w:rPr>
-      </w:pPr>
-    </w:p>
-    <w:p>
-      <w:pPr>
-        <w:rPr>
-          <w:b/>
-          <w:bCs/>
-          <w:sz w:val="16"/>
-          <w:szCs w:val="16"/>
-        </w:rPr>
-      </w:pPr>
-    </w:p>
-    <w:p>
-      <w:pPr>
-        <w:rPr>
-          <w:b/>
-          <w:bCs/>
-          <w:sz w:val="16"/>
-          <w:szCs w:val="16"/>
-        </w:rPr>
-      </w:pPr>
-    </w:p>
-    <w:p>
-      <w:pPr>
-        <w:rPr>
-          <w:b/>
-          <w:bCs/>
-          <w:sz w:val="16"/>
-          <w:szCs w:val="16"/>
-        </w:rPr>
-      </w:pPr>
-    </w:p>
-    <w:p>
-      <w:pPr>
-        <w:rPr>
-          <w:b/>
-          <w:bCs/>
-          <w:sz w:val="16"/>
-          <w:szCs w:val="16"/>
-        </w:rPr>
-      </w:pPr>
-    </w:p>
-    <w:p>
-      <w:pPr>
-        <w:rPr>
-          <w:b/>
-          <w:bCs/>
-          <w:sz w:val="16"/>
-          <w:szCs w:val="16"/>
-        </w:rPr>
-      </w:pPr>
-    </w:p>
-    <w:p>
-      <w:pPr>
-        <w:rPr>
-          <w:b/>
-          <w:bCs/>
-          <w:sz w:val="16"/>
-          <w:szCs w:val="16"/>
-        </w:rPr>
-      </w:pPr>
-    </w:p>
-    <w:p>
-      <w:pPr>
-        <w:rPr>
-          <w:b/>
-          <w:bCs/>
-          <w:sz w:val="16"/>
-          <w:szCs w:val="16"/>
-        </w:rPr>
-      </w:pPr>
-    </w:p>
-    <w:p>
-      <w:pPr>
-        <w:rPr>
-          <w:b/>
-          <w:bCs/>
-          <w:sz w:val="16"/>
-          <w:szCs w:val="16"/>
-        </w:rPr>
-      </w:pPr>
-    </w:p>
-    <w:p>
-      <w:pPr>
-        <w:rPr>
-          <w:b/>
-          <w:bCs/>
-          <w:sz w:val="16"/>
-          <w:szCs w:val="16"/>
-        </w:rPr>
-      </w:pPr>
       <w:r>
         <w:rPr>
           <w:b/>
@@ -466,14 +249,208 @@
           <w:sz w:val="16"/>
           <w:szCs w:val="16"/>
         </w:rPr>
+        <w:br w:type="page"/>
+      </w:r>
+    </w:p>
+    <w:p>
+      <w:pPr>
+        <w:rPr>
+          <w:b/>
+          <w:bCs/>
+          <w:sz w:val="16"/>
+          <w:szCs w:val="16"/>
+        </w:rPr>
+      </w:pPr>
+      <w:r>
+        <w:rPr>
+          <w:b/>
+          <w:bCs/>
+          <w:sz w:val="16"/>
+          <w:szCs w:val="16"/>
+        </w:rPr>
+        <w:lastRenderedPageBreak/>
         <w:drawing>
-          <wp:anchor distT="0" distB="0" distL="114300" distR="114300" simplePos="0" relativeHeight="251661312" behindDoc="1" locked="0" layoutInCell="1" allowOverlap="1" wp14:anchorId="249B26D8" wp14:editId="14FAC6B5">
+          <wp:anchor distT="0" distB="0" distL="114300" distR="114300" simplePos="0" relativeHeight="251664384" behindDoc="1" locked="0" layoutInCell="1" allowOverlap="1" wp14:anchorId="45FC5FFE" wp14:editId="405393DE">
             <wp:simplePos x="0" y="0"/>
             <wp:positionH relativeFrom="column">
-              <wp:posOffset>2653912</wp:posOffset>
+              <wp:posOffset>3247390</wp:posOffset>
             </wp:positionH>
             <wp:positionV relativeFrom="paragraph">
-              <wp:posOffset>243205</wp:posOffset>
+              <wp:posOffset>131</wp:posOffset>
+            </wp:positionV>
+            <wp:extent cx="3342005" cy="3950970"/>
+            <wp:effectExtent l="0" t="0" r="0" b="0"/>
+            <wp:wrapTight wrapText="bothSides">
+              <wp:wrapPolygon edited="0">
+                <wp:start x="0" y="0"/>
+                <wp:lineTo x="0" y="21454"/>
+                <wp:lineTo x="21424" y="21454"/>
+                <wp:lineTo x="21424" y="0"/>
+                <wp:lineTo x="0" y="0"/>
+              </wp:wrapPolygon>
+            </wp:wrapTight>
+            <wp:docPr id="1301610327" name="Picture 1"/>
+            <wp:cNvGraphicFramePr>
+              <a:graphicFrameLocks xmlns:a="http://schemas.openxmlformats.org/drawingml/2006/main" noChangeAspect="1"/>
+            </wp:cNvGraphicFramePr>
+            <a:graphic xmlns:a="http://schemas.openxmlformats.org/drawingml/2006/main">
+              <a:graphicData uri="http://schemas.openxmlformats.org/drawingml/2006/picture">
+                <pic:pic xmlns:pic="http://schemas.openxmlformats.org/drawingml/2006/picture">
+                  <pic:nvPicPr>
+                    <pic:cNvPr id="1301610327" name=""/>
+                    <pic:cNvPicPr/>
+                  </pic:nvPicPr>
+                  <pic:blipFill>
+                    <a:blip r:embed="rId7">
+                      <a:extLst>
+                        <a:ext uri="{28A0092B-C50C-407E-A947-70E740481C1C}">
+                          <a14:useLocalDpi xmlns:a14="http://schemas.microsoft.com/office/drawing/2010/main" val="0"/>
+                        </a:ext>
+                      </a:extLst>
+                    </a:blip>
+                    <a:stretch>
+                      <a:fillRect/>
+                    </a:stretch>
+                  </pic:blipFill>
+                  <pic:spPr>
+                    <a:xfrm>
+                      <a:off x="0" y="0"/>
+                      <a:ext cx="3342005" cy="3950970"/>
+                    </a:xfrm>
+                    <a:prstGeom prst="rect">
+                      <a:avLst/>
+                    </a:prstGeom>
+                  </pic:spPr>
+                </pic:pic>
+              </a:graphicData>
+            </a:graphic>
+            <wp14:sizeRelH relativeFrom="margin">
+              <wp14:pctWidth>0</wp14:pctWidth>
+            </wp14:sizeRelH>
+            <wp14:sizeRelV relativeFrom="margin">
+              <wp14:pctHeight>0</wp14:pctHeight>
+            </wp14:sizeRelV>
+          </wp:anchor>
+        </w:drawing>
+      </w:r>
+      <w:r>
+        <w:rPr>
+          <w:b/>
+          <w:bCs/>
+          <w:noProof/>
+          <w:sz w:val="16"/>
+          <w:szCs w:val="16"/>
+        </w:rPr>
+        <w:drawing>
+          <wp:anchor distT="0" distB="0" distL="114300" distR="114300" simplePos="0" relativeHeight="251659264" behindDoc="1" locked="0" layoutInCell="1" allowOverlap="1" wp14:anchorId="305E19ED" wp14:editId="1FA8B3EF">
+            <wp:simplePos x="0" y="0"/>
+            <wp:positionH relativeFrom="column">
+              <wp:posOffset>109855</wp:posOffset>
+            </wp:positionH>
+            <wp:positionV relativeFrom="paragraph">
+              <wp:posOffset>0</wp:posOffset>
+            </wp:positionV>
+            <wp:extent cx="3034030" cy="4035425"/>
+            <wp:effectExtent l="0" t="0" r="0" b="3175"/>
+            <wp:wrapTight wrapText="bothSides">
+              <wp:wrapPolygon edited="0">
+                <wp:start x="0" y="0"/>
+                <wp:lineTo x="0" y="21515"/>
+                <wp:lineTo x="21428" y="21515"/>
+                <wp:lineTo x="21428" y="0"/>
+                <wp:lineTo x="0" y="0"/>
+              </wp:wrapPolygon>
+            </wp:wrapTight>
+            <wp:docPr id="1127267864" name="Picture 1"/>
+            <wp:cNvGraphicFramePr>
+              <a:graphicFrameLocks xmlns:a="http://schemas.openxmlformats.org/drawingml/2006/main" noChangeAspect="1"/>
+            </wp:cNvGraphicFramePr>
+            <a:graphic xmlns:a="http://schemas.openxmlformats.org/drawingml/2006/main">
+              <a:graphicData uri="http://schemas.openxmlformats.org/drawingml/2006/picture">
+                <pic:pic xmlns:pic="http://schemas.openxmlformats.org/drawingml/2006/picture">
+                  <pic:nvPicPr>
+                    <pic:cNvPr id="1127267864" name=""/>
+                    <pic:cNvPicPr/>
+                  </pic:nvPicPr>
+                  <pic:blipFill>
+                    <a:blip r:embed="rId8">
+                      <a:extLst>
+                        <a:ext uri="{28A0092B-C50C-407E-A947-70E740481C1C}">
+                          <a14:useLocalDpi xmlns:a14="http://schemas.microsoft.com/office/drawing/2010/main" val="0"/>
+                        </a:ext>
+                      </a:extLst>
+                    </a:blip>
+                    <a:stretch>
+                      <a:fillRect/>
+                    </a:stretch>
+                  </pic:blipFill>
+                  <pic:spPr>
+                    <a:xfrm>
+                      <a:off x="0" y="0"/>
+                      <a:ext cx="3034030" cy="4035425"/>
+                    </a:xfrm>
+                    <a:prstGeom prst="rect">
+                      <a:avLst/>
+                    </a:prstGeom>
+                  </pic:spPr>
+                </pic:pic>
+              </a:graphicData>
+            </a:graphic>
+            <wp14:sizeRelH relativeFrom="margin">
+              <wp14:pctWidth>0</wp14:pctWidth>
+            </wp14:sizeRelH>
+            <wp14:sizeRelV relativeFrom="margin">
+              <wp14:pctHeight>0</wp14:pctHeight>
+            </wp14:sizeRelV>
+          </wp:anchor>
+        </w:drawing>
+      </w:r>
+    </w:p>
+    <w:p>
+      <w:pPr>
+        <w:rPr>
+          <w:b/>
+          <w:bCs/>
+          <w:sz w:val="16"/>
+          <w:szCs w:val="16"/>
+        </w:rPr>
+      </w:pPr>
+    </w:p>
+    <w:p>
+      <w:pPr>
+        <w:rPr>
+          <w:b/>
+          <w:bCs/>
+          <w:sz w:val="16"/>
+          <w:szCs w:val="16"/>
+        </w:rPr>
+      </w:pPr>
+    </w:p>
+    <w:p>
+      <w:pPr>
+        <w:rPr>
+          <w:b/>
+          <w:bCs/>
+          <w:sz w:val="16"/>
+          <w:szCs w:val="16"/>
+        </w:rPr>
+      </w:pPr>
+      <w:r>
+        <w:rPr>
+          <w:b/>
+          <w:bCs/>
+          <w:noProof/>
+          <w:sz w:val="16"/>
+          <w:szCs w:val="16"/>
+        </w:rPr>
+        <w:drawing>
+          <wp:anchor distT="0" distB="0" distL="114300" distR="114300" simplePos="0" relativeHeight="251661312" behindDoc="1" locked="0" layoutInCell="1" allowOverlap="1" wp14:anchorId="249B26D8" wp14:editId="159F4A14">
+            <wp:simplePos x="0" y="0"/>
+            <wp:positionH relativeFrom="column">
+              <wp:posOffset>2306824</wp:posOffset>
+            </wp:positionH>
+            <wp:positionV relativeFrom="paragraph">
+              <wp:posOffset>236614</wp:posOffset>
             </wp:positionV>
             <wp:extent cx="1900052" cy="2728280"/>
             <wp:effectExtent l="0" t="0" r="5080" b="0"/>
@@ -498,7 +475,7 @@
                     <pic:cNvPicPr/>
                   </pic:nvPicPr>
                   <pic:blipFill>
-                    <a:blip r:embed="rId7">
+                    <a:blip r:embed="rId9">
                       <a:extLst>
                         <a:ext uri="{28A0092B-C50C-407E-A947-70E740481C1C}">
                           <a14:useLocalDpi xmlns:a14="http://schemas.microsoft.com/office/drawing/2010/main" val="0"/>
@@ -524,6 +501,176 @@
           </wp:anchor>
         </w:drawing>
       </w:r>
+    </w:p>
+    <w:p>
+      <w:pPr>
+        <w:rPr>
+          <w:b/>
+          <w:bCs/>
+          <w:sz w:val="16"/>
+          <w:szCs w:val="16"/>
+        </w:rPr>
+      </w:pPr>
+    </w:p>
+    <w:p>
+      <w:pPr>
+        <w:rPr>
+          <w:b/>
+          <w:bCs/>
+          <w:sz w:val="16"/>
+          <w:szCs w:val="16"/>
+        </w:rPr>
+      </w:pPr>
+    </w:p>
+    <w:p>
+      <w:pPr>
+        <w:rPr>
+          <w:b/>
+          <w:bCs/>
+          <w:sz w:val="16"/>
+          <w:szCs w:val="16"/>
+        </w:rPr>
+      </w:pPr>
+    </w:p>
+    <w:p>
+      <w:pPr>
+        <w:rPr>
+          <w:b/>
+          <w:bCs/>
+          <w:sz w:val="16"/>
+          <w:szCs w:val="16"/>
+        </w:rPr>
+      </w:pPr>
+    </w:p>
+    <w:p>
+      <w:pPr>
+        <w:rPr>
+          <w:b/>
+          <w:bCs/>
+          <w:sz w:val="16"/>
+          <w:szCs w:val="16"/>
+        </w:rPr>
+      </w:pPr>
+    </w:p>
+    <w:p>
+      <w:pPr>
+        <w:rPr>
+          <w:b/>
+          <w:bCs/>
+          <w:sz w:val="16"/>
+          <w:szCs w:val="16"/>
+        </w:rPr>
+      </w:pPr>
+    </w:p>
+    <w:p>
+      <w:pPr>
+        <w:rPr>
+          <w:b/>
+          <w:bCs/>
+          <w:sz w:val="16"/>
+          <w:szCs w:val="16"/>
+        </w:rPr>
+      </w:pPr>
+    </w:p>
+    <w:p>
+      <w:pPr>
+        <w:rPr>
+          <w:b/>
+          <w:bCs/>
+          <w:sz w:val="16"/>
+          <w:szCs w:val="16"/>
+        </w:rPr>
+      </w:pPr>
+    </w:p>
+    <w:p>
+      <w:pPr>
+        <w:rPr>
+          <w:b/>
+          <w:bCs/>
+          <w:sz w:val="16"/>
+          <w:szCs w:val="16"/>
+        </w:rPr>
+      </w:pPr>
+    </w:p>
+    <w:p>
+      <w:pPr>
+        <w:rPr>
+          <w:b/>
+          <w:bCs/>
+          <w:sz w:val="16"/>
+          <w:szCs w:val="16"/>
+        </w:rPr>
+      </w:pPr>
+    </w:p>
+    <w:p>
+      <w:pPr>
+        <w:rPr>
+          <w:b/>
+          <w:bCs/>
+          <w:sz w:val="16"/>
+          <w:szCs w:val="16"/>
+        </w:rPr>
+      </w:pPr>
+    </w:p>
+    <w:p>
+      <w:pPr>
+        <w:rPr>
+          <w:b/>
+          <w:bCs/>
+          <w:sz w:val="16"/>
+          <w:szCs w:val="16"/>
+        </w:rPr>
+      </w:pPr>
+    </w:p>
+    <w:p>
+      <w:pPr>
+        <w:rPr>
+          <w:b/>
+          <w:bCs/>
+          <w:sz w:val="16"/>
+          <w:szCs w:val="16"/>
+        </w:rPr>
+      </w:pPr>
+    </w:p>
+    <w:p>
+      <w:pPr>
+        <w:rPr>
+          <w:b/>
+          <w:bCs/>
+          <w:sz w:val="16"/>
+          <w:szCs w:val="16"/>
+        </w:rPr>
+      </w:pPr>
+    </w:p>
+    <w:p>
+      <w:pPr>
+        <w:rPr>
+          <w:b/>
+          <w:bCs/>
+          <w:sz w:val="16"/>
+          <w:szCs w:val="16"/>
+        </w:rPr>
+      </w:pPr>
+    </w:p>
+    <w:p>
+      <w:pPr>
+        <w:rPr>
+          <w:b/>
+          <w:bCs/>
+          <w:sz w:val="16"/>
+          <w:szCs w:val="16"/>
+        </w:rPr>
+      </w:pPr>
+    </w:p>
+    <w:p>
+      <w:pPr>
+        <w:rPr>
+          <w:b/>
+          <w:bCs/>
+          <w:sz w:val="16"/>
+          <w:szCs w:val="16"/>
+        </w:rPr>
+      </w:pPr>
     </w:p>
     <w:p>
       <w:pPr>
